--- a/Final_Checkpoint1.docx
+++ b/Final_Checkpoint1.docx
@@ -47,16 +47,16 @@
           <w:noProof/>
         </w:rPr>
         <w:drawing>
-          <wp:anchor distT="0" distB="0" distL="114300" distR="114300" simplePos="0" relativeHeight="251658240" behindDoc="0" locked="0" layoutInCell="1" allowOverlap="1" wp14:anchorId="586D1E19" wp14:editId="428E8533">
+          <wp:anchor distT="0" distB="0" distL="114300" distR="114300" simplePos="0" relativeHeight="251658240" behindDoc="0" locked="0" layoutInCell="1" allowOverlap="1" wp14:anchorId="586D1E19" wp14:editId="54129E4D">
             <wp:simplePos x="0" y="0"/>
             <wp:positionH relativeFrom="margin">
-              <wp:align>center</wp:align>
+              <wp:posOffset>-42471</wp:posOffset>
             </wp:positionH>
             <wp:positionV relativeFrom="page">
-              <wp:posOffset>2559823</wp:posOffset>
+              <wp:posOffset>2498430</wp:posOffset>
             </wp:positionV>
-            <wp:extent cx="6516374" cy="3229090"/>
-            <wp:effectExtent l="0" t="0" r="0" b="9525"/>
+            <wp:extent cx="5890437" cy="2918916"/>
+            <wp:effectExtent l="0" t="0" r="0" b="0"/>
             <wp:wrapNone/>
             <wp:docPr id="700527215" name="Picture 1"/>
             <wp:cNvGraphicFramePr>
@@ -87,7 +87,7 @@
                   <pic:spPr bwMode="auto">
                     <a:xfrm>
                       <a:off x="0" y="0"/>
-                      <a:ext cx="6516374" cy="3229090"/>
+                      <a:ext cx="5890437" cy="2918916"/>
                     </a:xfrm>
                     <a:prstGeom prst="rect">
                       <a:avLst/>
@@ -119,67 +119,356 @@
           <w:b/>
           <w:bCs/>
         </w:rPr>
+        <w:t xml:space="preserve">---------- </w:t>
+      </w:r>
+      <w:r>
+        <w:rPr>
+          <w:b/>
+          <w:bCs/>
+        </w:rPr>
         <w:t>Member Responsibilities</w:t>
       </w:r>
-    </w:p>
-    <w:p>
-      <w:pPr>
-        <w:jc w:val="center"/>
-      </w:pPr>
-    </w:p>
-    <w:p>
-      <w:pPr>
-        <w:jc w:val="center"/>
-      </w:pPr>
-    </w:p>
-    <w:p>
-      <w:pPr>
-        <w:jc w:val="center"/>
-      </w:pPr>
-    </w:p>
-    <w:p>
-      <w:pPr>
-        <w:jc w:val="center"/>
-      </w:pPr>
-    </w:p>
-    <w:p>
-      <w:pPr>
-        <w:jc w:val="center"/>
-      </w:pPr>
-    </w:p>
-    <w:p>
-      <w:pPr>
-        <w:jc w:val="center"/>
-      </w:pPr>
-    </w:p>
-    <w:p>
-      <w:pPr>
-        <w:jc w:val="center"/>
-      </w:pPr>
-    </w:p>
-    <w:p>
-      <w:pPr>
-        <w:jc w:val="center"/>
-      </w:pPr>
-    </w:p>
-    <w:p>
-      <w:pPr>
-        <w:jc w:val="center"/>
-      </w:pPr>
-    </w:p>
-    <w:p>
-      <w:pPr>
-        <w:jc w:val="center"/>
-      </w:pPr>
-    </w:p>
-    <w:p>
-      <w:pPr>
+      <w:r>
+        <w:rPr>
+          <w:b/>
+          <w:bCs/>
+        </w:rPr>
+        <w:t xml:space="preserve"> ----------</w:t>
+      </w:r>
+    </w:p>
+    <w:p>
+      <w:pPr>
+        <w:jc w:val="center"/>
+        <w:rPr>
+          <w:b/>
+          <w:bCs/>
+        </w:rPr>
+      </w:pPr>
+    </w:p>
+    <w:p>
+      <w:pPr>
+        <w:jc w:val="center"/>
+        <w:rPr>
+          <w:b/>
+          <w:bCs/>
+        </w:rPr>
+      </w:pPr>
+    </w:p>
+    <w:p>
+      <w:pPr>
+        <w:jc w:val="center"/>
+        <w:rPr>
+          <w:b/>
+          <w:bCs/>
+        </w:rPr>
+      </w:pPr>
+    </w:p>
+    <w:p>
+      <w:pPr>
+        <w:jc w:val="center"/>
+        <w:rPr>
+          <w:b/>
+          <w:bCs/>
+        </w:rPr>
+      </w:pPr>
+    </w:p>
+    <w:p>
+      <w:pPr>
+        <w:jc w:val="center"/>
+        <w:rPr>
+          <w:b/>
+          <w:bCs/>
+        </w:rPr>
+      </w:pPr>
+    </w:p>
+    <w:p>
+      <w:pPr>
+        <w:jc w:val="center"/>
+        <w:rPr>
+          <w:b/>
+          <w:bCs/>
+        </w:rPr>
+      </w:pPr>
+    </w:p>
+    <w:p>
+      <w:pPr>
+        <w:jc w:val="center"/>
+        <w:rPr>
+          <w:b/>
+          <w:bCs/>
+        </w:rPr>
+      </w:pPr>
+    </w:p>
+    <w:p>
+      <w:pPr>
+        <w:jc w:val="center"/>
+        <w:rPr>
+          <w:b/>
+          <w:bCs/>
+        </w:rPr>
+      </w:pPr>
+    </w:p>
+    <w:p>
+      <w:pPr>
+        <w:jc w:val="center"/>
+        <w:rPr>
+          <w:b/>
+          <w:bCs/>
+        </w:rPr>
+      </w:pPr>
+    </w:p>
+    <w:p>
+      <w:pPr>
+        <w:jc w:val="center"/>
+        <w:rPr>
+          <w:b/>
+          <w:bCs/>
+        </w:rPr>
+      </w:pPr>
+    </w:p>
+    <w:p>
+      <w:pPr>
+        <w:jc w:val="center"/>
+        <w:rPr>
+          <w:b/>
+          <w:bCs/>
+        </w:rPr>
+      </w:pPr>
+    </w:p>
+    <w:p>
+      <w:pPr>
+        <w:jc w:val="center"/>
+        <w:rPr>
+          <w:b/>
+          <w:bCs/>
+        </w:rPr>
+      </w:pPr>
+    </w:p>
+    <w:p>
+      <w:pPr>
+        <w:jc w:val="center"/>
+      </w:pPr>
+    </w:p>
+    <w:p>
+      <w:pPr>
+        <w:jc w:val="center"/>
+      </w:pPr>
+    </w:p>
+    <w:p>
+      <w:pPr>
+        <w:jc w:val="center"/>
+      </w:pPr>
+    </w:p>
+    <w:p>
+      <w:pPr>
+        <w:jc w:val="center"/>
+      </w:pPr>
+    </w:p>
+    <w:p>
+      <w:pPr>
+        <w:jc w:val="center"/>
+      </w:pPr>
+    </w:p>
+    <w:p>
+      <w:pPr>
+        <w:jc w:val="center"/>
+      </w:pPr>
+    </w:p>
+    <w:p>
+      <w:pPr>
+        <w:jc w:val="center"/>
+      </w:pPr>
+    </w:p>
+    <w:p>
+      <w:pPr>
+        <w:jc w:val="center"/>
+      </w:pPr>
+    </w:p>
+    <w:p>
+      <w:pPr>
+        <w:jc w:val="center"/>
         <w:rPr>
           <w:noProof/>
         </w:rPr>
       </w:pPr>
     </w:p>
-    <w:p/>
+    <w:p>
+      <w:pPr>
+        <w:jc w:val="center"/>
+        <w:rPr>
+          <w:b/>
+          <w:bCs/>
+          <w:noProof/>
+        </w:rPr>
+      </w:pPr>
+      <w:r>
+        <w:rPr>
+          <w:b/>
+          <w:bCs/>
+          <w:noProof/>
+        </w:rPr>
+        <w:lastRenderedPageBreak/>
+        <w:t xml:space="preserve">---------- </w:t>
+      </w:r>
+      <w:r>
+        <w:rPr>
+          <w:b/>
+          <w:bCs/>
+          <w:noProof/>
+        </w:rPr>
+        <w:t xml:space="preserve">Account Management </w:t>
+      </w:r>
+      <w:r>
+        <w:rPr>
+          <w:b/>
+          <w:bCs/>
+          <w:noProof/>
+        </w:rPr>
+        <w:t>–</w:t>
+      </w:r>
+      <w:r>
+        <w:rPr>
+          <w:b/>
+          <w:bCs/>
+          <w:noProof/>
+        </w:rPr>
+        <w:t xml:space="preserve"> Zach</w:t>
+      </w:r>
+      <w:r>
+        <w:rPr>
+          <w:b/>
+          <w:bCs/>
+          <w:noProof/>
+        </w:rPr>
+        <w:t xml:space="preserve"> ----------</w:t>
+      </w:r>
+    </w:p>
+    <w:p>
+      <w:pPr>
+        <w:jc w:val="center"/>
+        <w:rPr>
+          <w:noProof/>
+        </w:rPr>
+      </w:pPr>
+      <w:r>
+        <w:rPr>
+          <w:b/>
+          <w:bCs/>
+          <w:noProof/>
+        </w:rPr>
+        <w:drawing>
+          <wp:inline distT="0" distB="0" distL="0" distR="0" wp14:anchorId="3FCB3196" wp14:editId="528841D1">
+            <wp:extent cx="4331497" cy="3907766"/>
+            <wp:effectExtent l="0" t="0" r="0" b="0"/>
+            <wp:docPr id="912316026" name="Picture 1"/>
+            <wp:cNvGraphicFramePr>
+              <a:graphicFrameLocks xmlns:a="http://schemas.openxmlformats.org/drawingml/2006/main" noChangeAspect="1"/>
+            </wp:cNvGraphicFramePr>
+            <a:graphic xmlns:a="http://schemas.openxmlformats.org/drawingml/2006/main">
+              <a:graphicData uri="http://schemas.openxmlformats.org/drawingml/2006/picture">
+                <pic:pic xmlns:pic="http://schemas.openxmlformats.org/drawingml/2006/picture">
+                  <pic:nvPicPr>
+                    <pic:cNvPr id="0" name="Picture 1"/>
+                    <pic:cNvPicPr>
+                      <a:picLocks noChangeAspect="1" noChangeArrowheads="1"/>
+                    </pic:cNvPicPr>
+                  </pic:nvPicPr>
+                  <pic:blipFill>
+                    <a:blip r:embed="rId5">
+                      <a:extLst>
+                        <a:ext uri="{28A0092B-C50C-407E-A947-70E740481C1C}">
+                          <a14:useLocalDpi xmlns:a14="http://schemas.microsoft.com/office/drawing/2010/main" val="0"/>
+                        </a:ext>
+                      </a:extLst>
+                    </a:blip>
+                    <a:srcRect/>
+                    <a:stretch>
+                      <a:fillRect/>
+                    </a:stretch>
+                  </pic:blipFill>
+                  <pic:spPr bwMode="auto">
+                    <a:xfrm>
+                      <a:off x="0" y="0"/>
+                      <a:ext cx="4422614" cy="3989970"/>
+                    </a:xfrm>
+                    <a:prstGeom prst="rect">
+                      <a:avLst/>
+                    </a:prstGeom>
+                    <a:noFill/>
+                    <a:ln>
+                      <a:noFill/>
+                    </a:ln>
+                  </pic:spPr>
+                </pic:pic>
+              </a:graphicData>
+            </a:graphic>
+          </wp:inline>
+        </w:drawing>
+      </w:r>
+    </w:p>
+    <w:p>
+      <w:pPr>
+        <w:jc w:val="center"/>
+        <w:rPr>
+          <w:noProof/>
+        </w:rPr>
+      </w:pPr>
+      <w:r>
+        <w:rPr>
+          <w:b/>
+          <w:bCs/>
+          <w:noProof/>
+        </w:rPr>
+        <w:drawing>
+          <wp:inline distT="0" distB="0" distL="0" distR="0" wp14:anchorId="634166D8" wp14:editId="713B3AAA">
+            <wp:extent cx="4374691" cy="3864634"/>
+            <wp:effectExtent l="0" t="0" r="6985" b="2540"/>
+            <wp:docPr id="825875519" name="Picture 2"/>
+            <wp:cNvGraphicFramePr>
+              <a:graphicFrameLocks xmlns:a="http://schemas.openxmlformats.org/drawingml/2006/main" noChangeAspect="1"/>
+            </wp:cNvGraphicFramePr>
+            <a:graphic xmlns:a="http://schemas.openxmlformats.org/drawingml/2006/main">
+              <a:graphicData uri="http://schemas.openxmlformats.org/drawingml/2006/picture">
+                <pic:pic xmlns:pic="http://schemas.openxmlformats.org/drawingml/2006/picture">
+                  <pic:nvPicPr>
+                    <pic:cNvPr id="0" name="Picture 2"/>
+                    <pic:cNvPicPr>
+                      <a:picLocks noChangeAspect="1" noChangeArrowheads="1"/>
+                    </pic:cNvPicPr>
+                  </pic:nvPicPr>
+                  <pic:blipFill>
+                    <a:blip r:embed="rId6">
+                      <a:extLst>
+                        <a:ext uri="{28A0092B-C50C-407E-A947-70E740481C1C}">
+                          <a14:useLocalDpi xmlns:a14="http://schemas.microsoft.com/office/drawing/2010/main" val="0"/>
+                        </a:ext>
+                      </a:extLst>
+                    </a:blip>
+                    <a:srcRect/>
+                    <a:stretch>
+                      <a:fillRect/>
+                    </a:stretch>
+                  </pic:blipFill>
+                  <pic:spPr bwMode="auto">
+                    <a:xfrm>
+                      <a:off x="0" y="0"/>
+                      <a:ext cx="4440476" cy="3922749"/>
+                    </a:xfrm>
+                    <a:prstGeom prst="rect">
+                      <a:avLst/>
+                    </a:prstGeom>
+                    <a:noFill/>
+                    <a:ln>
+                      <a:noFill/>
+                    </a:ln>
+                  </pic:spPr>
+                </pic:pic>
+              </a:graphicData>
+            </a:graphic>
+          </wp:inline>
+        </w:drawing>
+      </w:r>
+    </w:p>
     <w:sectPr>
       <w:pgSz w:w="12240" w:h="15840"/>
       <w:pgMar w:top="1440" w:right="1440" w:bottom="1440" w:left="1440" w:header="720" w:footer="720" w:gutter="0"/>

--- a/Final_Checkpoint1.docx
+++ b/Final_Checkpoint1.docx
@@ -72,7 +72,7 @@
                     </pic:cNvPicPr>
                   </pic:nvPicPr>
                   <pic:blipFill rotWithShape="1">
-                    <a:blip r:embed="rId4">
+                    <a:blip r:embed="rId5">
                       <a:extLst>
                         <a:ext uri="{28A0092B-C50C-407E-A947-70E740481C1C}">
                           <a14:useLocalDpi xmlns:a14="http://schemas.microsoft.com/office/drawing/2010/main" val="0"/>
@@ -374,7 +374,7 @@
                     </pic:cNvPicPr>
                   </pic:nvPicPr>
                   <pic:blipFill>
-                    <a:blip r:embed="rId5">
+                    <a:blip r:embed="rId6">
                       <a:extLst>
                         <a:ext uri="{28A0092B-C50C-407E-A947-70E740481C1C}">
                           <a14:useLocalDpi xmlns:a14="http://schemas.microsoft.com/office/drawing/2010/main" val="0"/>
@@ -437,7 +437,7 @@
                     </pic:cNvPicPr>
                   </pic:nvPicPr>
                   <pic:blipFill>
-                    <a:blip r:embed="rId6">
+                    <a:blip r:embed="rId7">
                       <a:extLst>
                         <a:ext uri="{28A0092B-C50C-407E-A947-70E740481C1C}">
                           <a14:useLocalDpi xmlns:a14="http://schemas.microsoft.com/office/drawing/2010/main" val="0"/>
@@ -469,6 +469,209 @@
         </w:drawing>
       </w:r>
     </w:p>
+    <w:p>
+      <w:pPr>
+        <w:jc w:val="center"/>
+        <w:rPr>
+          <w:noProof/>
+        </w:rPr>
+      </w:pPr>
+      <w:r>
+        <w:rPr>
+          <w:noProof/>
+        </w:rPr>
+        <w:lastRenderedPageBreak/>
+        <w:t>Kameron-History and Reporting</w:t>
+      </w:r>
+    </w:p>
+    <w:p>
+      <w:pPr>
+        <w:jc w:val="center"/>
+        <w:rPr>
+          <w:noProof/>
+        </w:rPr>
+      </w:pPr>
+      <w:r>
+        <w:rPr>
+          <w:b/>
+          <w:bCs/>
+          <w:noProof/>
+        </w:rPr>
+        <w:t>Class 1: TransactionHistory</w:t>
+      </w:r>
+    </w:p>
+    <w:p>
+      <w:pPr>
+        <w:numPr>
+          <w:ilvl w:val="0"/>
+          <w:numId w:val="2"/>
+        </w:numPr>
+        <w:jc w:val="center"/>
+        <w:rPr>
+          <w:noProof/>
+        </w:rPr>
+      </w:pPr>
+      <w:r>
+        <w:rPr>
+          <w:noProof/>
+        </w:rPr>
+        <w:t>Store and display transaction history.</w:t>
+      </w:r>
+    </w:p>
+    <w:p>
+      <w:pPr>
+        <w:numPr>
+          <w:ilvl w:val="0"/>
+          <w:numId w:val="2"/>
+        </w:numPr>
+        <w:jc w:val="center"/>
+        <w:rPr>
+          <w:noProof/>
+        </w:rPr>
+      </w:pPr>
+      <w:r>
+        <w:rPr>
+          <w:noProof/>
+        </w:rPr>
+        <w:t>Search transactions by keyword or description.</w:t>
+      </w:r>
+    </w:p>
+    <w:p>
+      <w:pPr>
+        <w:numPr>
+          <w:ilvl w:val="0"/>
+          <w:numId w:val="2"/>
+        </w:numPr>
+        <w:jc w:val="center"/>
+        <w:rPr>
+          <w:noProof/>
+        </w:rPr>
+      </w:pPr>
+      <w:r>
+        <w:rPr>
+          <w:noProof/>
+        </w:rPr>
+        <w:t>Filter transactions by date range.</w:t>
+      </w:r>
+    </w:p>
+    <w:p>
+      <w:pPr>
+        <w:numPr>
+          <w:ilvl w:val="0"/>
+          <w:numId w:val="2"/>
+        </w:numPr>
+        <w:jc w:val="center"/>
+        <w:rPr>
+          <w:noProof/>
+        </w:rPr>
+      </w:pPr>
+      <w:r>
+        <w:rPr>
+          <w:noProof/>
+        </w:rPr>
+        <w:t>Display transaction details, including amount, type, and timestamp.</w:t>
+      </w:r>
+    </w:p>
+    <w:p>
+      <w:pPr>
+        <w:jc w:val="center"/>
+        <w:rPr>
+          <w:noProof/>
+        </w:rPr>
+      </w:pPr>
+      <w:r>
+        <w:rPr>
+          <w:b/>
+          <w:bCs/>
+          <w:noProof/>
+        </w:rPr>
+        <w:t>Class 2: AccountStatement</w:t>
+      </w:r>
+    </w:p>
+    <w:p>
+      <w:pPr>
+        <w:numPr>
+          <w:ilvl w:val="0"/>
+          <w:numId w:val="3"/>
+        </w:numPr>
+        <w:jc w:val="center"/>
+        <w:rPr>
+          <w:noProof/>
+        </w:rPr>
+      </w:pPr>
+      <w:r>
+        <w:rPr>
+          <w:noProof/>
+        </w:rPr>
+        <w:t>Calculate total deposits and withdrawals.</w:t>
+      </w:r>
+    </w:p>
+    <w:p>
+      <w:pPr>
+        <w:numPr>
+          <w:ilvl w:val="0"/>
+          <w:numId w:val="3"/>
+        </w:numPr>
+        <w:jc w:val="center"/>
+        <w:rPr>
+          <w:noProof/>
+        </w:rPr>
+      </w:pPr>
+      <w:r>
+        <w:rPr>
+          <w:noProof/>
+        </w:rPr>
+        <w:t>Generate account statements for a selected date range.</w:t>
+      </w:r>
+    </w:p>
+    <w:p>
+      <w:pPr>
+        <w:numPr>
+          <w:ilvl w:val="0"/>
+          <w:numId w:val="3"/>
+        </w:numPr>
+        <w:jc w:val="center"/>
+        <w:rPr>
+          <w:noProof/>
+        </w:rPr>
+      </w:pPr>
+      <w:r>
+        <w:rPr>
+          <w:noProof/>
+        </w:rPr>
+        <w:t>Display beginning balance, transaction totals, and ending balance.</w:t>
+      </w:r>
+    </w:p>
+    <w:p>
+      <w:pPr>
+        <w:jc w:val="center"/>
+        <w:rPr>
+          <w:noProof/>
+        </w:rPr>
+      </w:pPr>
+      <w:r>
+        <w:rPr>
+          <w:b/>
+          <w:bCs/>
+          <w:noProof/>
+        </w:rPr>
+        <w:t>Integration Plan:</w:t>
+      </w:r>
+      <w:r>
+        <w:rPr>
+          <w:noProof/>
+        </w:rPr>
+        <w:t xml:space="preserve"> These classes will work with the Transaction class created by another group member. I will test the search and date filters, verify the deposit and withdrawal calculations, and ensure account statements display accurate information.</w:t>
+      </w:r>
+    </w:p>
+    <w:p>
+      <w:pPr>
+        <w:jc w:val="center"/>
+        <w:rPr>
+          <w:noProof/>
+        </w:rPr>
+      </w:pPr>
+    </w:p>
     <w:sectPr>
       <w:pgSz w:w="12240" w:h="15840"/>
       <w:pgMar w:top="1440" w:right="1440" w:bottom="1440" w:left="1440" w:header="720" w:footer="720" w:gutter="0"/>
@@ -477,6 +680,467 @@
     </w:sectPr>
   </w:body>
 </w:document>
+</file>
+
+<file path=word/numbering.xml><?xml version="1.0" encoding="utf-8"?>
+<w:numbering xmlns:wpc="http://schemas.microsoft.com/office/word/2010/wordprocessingCanvas" xmlns:cx="http://schemas.microsoft.com/office/drawing/2014/chartex" xmlns:cx1="http://schemas.microsoft.com/office/drawing/2015/9/8/chartex" xmlns:cx2="http://schemas.microsoft.com/office/drawing/2015/10/21/chartex" xmlns:cx3="http://schemas.microsoft.com/office/drawing/2016/5/9/chartex" xmlns:cx4="http://schemas.microsoft.com/office/drawing/2016/5/10/chartex" xmlns:cx5="http://schemas.microsoft.com/office/drawing/2016/5/11/chartex" xmlns:cx6="http://schemas.microsoft.com/office/drawing/2016/5/12/chartex" xmlns:cx7="http://schemas.microsoft.com/office/drawing/2016/5/13/chartex" xmlns:cx8="http://schemas.microsoft.com/office/drawing/2016/5/14/chartex" xmlns:mc="http://schemas.openxmlformats.org/markup-compatibility/2006" xmlns:aink="http://schemas.microsoft.com/office/drawing/2016/ink" xmlns:am3d="http://schemas.microsoft.com/office/drawing/2017/model3d" xmlns:o="urn:schemas-microsoft-com:office:office" xmlns:oel="http://schemas.microsoft.com/office/2019/extlst" xmlns:r="http://schemas.openxmlformats.org/officeDocument/2006/relationships" xmlns:m="http://schemas.openxmlformats.org/officeDocument/2006/math" xmlns:v="urn:schemas-microsoft-com:vml" xmlns:wp14="http://schemas.microsoft.com/office/word/2010/wordprocessingDrawing" xmlns:wp="http://schemas.openxmlformats.org/drawingml/2006/wordprocessingDrawing" xmlns:w10="urn:schemas-microsoft-com:office:word" xmlns:w="http://schemas.openxmlformats.org/wordprocessingml/2006/main" xmlns:w14="http://schemas.microsoft.com/office/word/2010/wordml" xmlns:w15="http://schemas.microsoft.com/office/word/2012/wordml" xmlns:w16cex="http://schemas.microsoft.com/office/word/2018/wordml/cex" xmlns:w16cid="http://schemas.microsoft.com/office/word/2016/wordml/cid" xmlns:w16="http://schemas.microsoft.com/office/word/2018/wordml" xmlns:w16du="http://schemas.microsoft.com/office/word/2023/wordml/word16du" xmlns:w16sdtdh="http://schemas.microsoft.com/office/word/2020/wordml/sdtdatahash" xmlns:w16sdtfl="http://schemas.microsoft.com/office/word/2024/wordml/sdtformatlock" xmlns:w16se="http://schemas.microsoft.com/office/word/2015/wordml/symex" xmlns:wpg="http://schemas.microsoft.com/office/word/2010/wordprocessingGroup" xmlns:wpi="http://schemas.microsoft.com/office/word/2010/wordprocessingInk" xmlns:wne="http://schemas.microsoft.com/office/word/2006/wordml" xmlns:wps="http://schemas.microsoft.com/office/word/2010/wordprocessingShape" mc:Ignorable="w14 w15 w16se w16cid w16 w16cex w16sdtdh w16sdtfl w16du wp14">
+  <w:abstractNum w:abstractNumId="0" w15:restartNumberingAfterBreak="0">
+    <w:nsid w:val="228D44D4"/>
+    <w:multiLevelType w:val="multilevel"/>
+    <w:tmpl w:val="72280AD6"/>
+    <w:lvl w:ilvl="0">
+      <w:start w:val="1"/>
+      <w:numFmt w:val="bullet"/>
+      <w:lvlText w:val=""/>
+      <w:lvlJc w:val="left"/>
+      <w:pPr>
+        <w:tabs>
+          <w:tab w:val="num" w:pos="720"/>
+        </w:tabs>
+        <w:ind w:left="720" w:hanging="360"/>
+      </w:pPr>
+      <w:rPr>
+        <w:rFonts w:ascii="Symbol" w:hAnsi="Symbol" w:hint="default"/>
+        <w:sz w:val="20"/>
+      </w:rPr>
+    </w:lvl>
+    <w:lvl w:ilvl="1" w:tentative="1">
+      <w:start w:val="1"/>
+      <w:numFmt w:val="bullet"/>
+      <w:lvlText w:val="o"/>
+      <w:lvlJc w:val="left"/>
+      <w:pPr>
+        <w:tabs>
+          <w:tab w:val="num" w:pos="1440"/>
+        </w:tabs>
+        <w:ind w:left="1440" w:hanging="360"/>
+      </w:pPr>
+      <w:rPr>
+        <w:rFonts w:ascii="Courier New" w:hAnsi="Courier New" w:hint="default"/>
+        <w:sz w:val="20"/>
+      </w:rPr>
+    </w:lvl>
+    <w:lvl w:ilvl="2" w:tentative="1">
+      <w:start w:val="1"/>
+      <w:numFmt w:val="bullet"/>
+      <w:lvlText w:val=""/>
+      <w:lvlJc w:val="left"/>
+      <w:pPr>
+        <w:tabs>
+          <w:tab w:val="num" w:pos="2160"/>
+        </w:tabs>
+        <w:ind w:left="2160" w:hanging="360"/>
+      </w:pPr>
+      <w:rPr>
+        <w:rFonts w:ascii="Wingdings" w:hAnsi="Wingdings" w:hint="default"/>
+        <w:sz w:val="20"/>
+      </w:rPr>
+    </w:lvl>
+    <w:lvl w:ilvl="3" w:tentative="1">
+      <w:start w:val="1"/>
+      <w:numFmt w:val="bullet"/>
+      <w:lvlText w:val=""/>
+      <w:lvlJc w:val="left"/>
+      <w:pPr>
+        <w:tabs>
+          <w:tab w:val="num" w:pos="2880"/>
+        </w:tabs>
+        <w:ind w:left="2880" w:hanging="360"/>
+      </w:pPr>
+      <w:rPr>
+        <w:rFonts w:ascii="Wingdings" w:hAnsi="Wingdings" w:hint="default"/>
+        <w:sz w:val="20"/>
+      </w:rPr>
+    </w:lvl>
+    <w:lvl w:ilvl="4" w:tentative="1">
+      <w:start w:val="1"/>
+      <w:numFmt w:val="bullet"/>
+      <w:lvlText w:val=""/>
+      <w:lvlJc w:val="left"/>
+      <w:pPr>
+        <w:tabs>
+          <w:tab w:val="num" w:pos="3600"/>
+        </w:tabs>
+        <w:ind w:left="3600" w:hanging="360"/>
+      </w:pPr>
+      <w:rPr>
+        <w:rFonts w:ascii="Wingdings" w:hAnsi="Wingdings" w:hint="default"/>
+        <w:sz w:val="20"/>
+      </w:rPr>
+    </w:lvl>
+    <w:lvl w:ilvl="5" w:tentative="1">
+      <w:start w:val="1"/>
+      <w:numFmt w:val="bullet"/>
+      <w:lvlText w:val=""/>
+      <w:lvlJc w:val="left"/>
+      <w:pPr>
+        <w:tabs>
+          <w:tab w:val="num" w:pos="4320"/>
+        </w:tabs>
+        <w:ind w:left="4320" w:hanging="360"/>
+      </w:pPr>
+      <w:rPr>
+        <w:rFonts w:ascii="Wingdings" w:hAnsi="Wingdings" w:hint="default"/>
+        <w:sz w:val="20"/>
+      </w:rPr>
+    </w:lvl>
+    <w:lvl w:ilvl="6" w:tentative="1">
+      <w:start w:val="1"/>
+      <w:numFmt w:val="bullet"/>
+      <w:lvlText w:val=""/>
+      <w:lvlJc w:val="left"/>
+      <w:pPr>
+        <w:tabs>
+          <w:tab w:val="num" w:pos="5040"/>
+        </w:tabs>
+        <w:ind w:left="5040" w:hanging="360"/>
+      </w:pPr>
+      <w:rPr>
+        <w:rFonts w:ascii="Wingdings" w:hAnsi="Wingdings" w:hint="default"/>
+        <w:sz w:val="20"/>
+      </w:rPr>
+    </w:lvl>
+    <w:lvl w:ilvl="7" w:tentative="1">
+      <w:start w:val="1"/>
+      <w:numFmt w:val="bullet"/>
+      <w:lvlText w:val=""/>
+      <w:lvlJc w:val="left"/>
+      <w:pPr>
+        <w:tabs>
+          <w:tab w:val="num" w:pos="5760"/>
+        </w:tabs>
+        <w:ind w:left="5760" w:hanging="360"/>
+      </w:pPr>
+      <w:rPr>
+        <w:rFonts w:ascii="Wingdings" w:hAnsi="Wingdings" w:hint="default"/>
+        <w:sz w:val="20"/>
+      </w:rPr>
+    </w:lvl>
+    <w:lvl w:ilvl="8" w:tentative="1">
+      <w:start w:val="1"/>
+      <w:numFmt w:val="bullet"/>
+      <w:lvlText w:val=""/>
+      <w:lvlJc w:val="left"/>
+      <w:pPr>
+        <w:tabs>
+          <w:tab w:val="num" w:pos="6480"/>
+        </w:tabs>
+        <w:ind w:left="6480" w:hanging="360"/>
+      </w:pPr>
+      <w:rPr>
+        <w:rFonts w:ascii="Wingdings" w:hAnsi="Wingdings" w:hint="default"/>
+        <w:sz w:val="20"/>
+      </w:rPr>
+    </w:lvl>
+  </w:abstractNum>
+  <w:abstractNum w:abstractNumId="1" w15:restartNumberingAfterBreak="0">
+    <w:nsid w:val="27813EFF"/>
+    <w:multiLevelType w:val="multilevel"/>
+    <w:tmpl w:val="EEF25C7E"/>
+    <w:lvl w:ilvl="0">
+      <w:start w:val="1"/>
+      <w:numFmt w:val="bullet"/>
+      <w:lvlText w:val=""/>
+      <w:lvlJc w:val="left"/>
+      <w:pPr>
+        <w:tabs>
+          <w:tab w:val="num" w:pos="720"/>
+        </w:tabs>
+        <w:ind w:left="720" w:hanging="360"/>
+      </w:pPr>
+      <w:rPr>
+        <w:rFonts w:ascii="Symbol" w:hAnsi="Symbol" w:hint="default"/>
+        <w:sz w:val="20"/>
+      </w:rPr>
+    </w:lvl>
+    <w:lvl w:ilvl="1" w:tentative="1">
+      <w:start w:val="1"/>
+      <w:numFmt w:val="bullet"/>
+      <w:lvlText w:val="o"/>
+      <w:lvlJc w:val="left"/>
+      <w:pPr>
+        <w:tabs>
+          <w:tab w:val="num" w:pos="1440"/>
+        </w:tabs>
+        <w:ind w:left="1440" w:hanging="360"/>
+      </w:pPr>
+      <w:rPr>
+        <w:rFonts w:ascii="Courier New" w:hAnsi="Courier New" w:hint="default"/>
+        <w:sz w:val="20"/>
+      </w:rPr>
+    </w:lvl>
+    <w:lvl w:ilvl="2" w:tentative="1">
+      <w:start w:val="1"/>
+      <w:numFmt w:val="bullet"/>
+      <w:lvlText w:val=""/>
+      <w:lvlJc w:val="left"/>
+      <w:pPr>
+        <w:tabs>
+          <w:tab w:val="num" w:pos="2160"/>
+        </w:tabs>
+        <w:ind w:left="2160" w:hanging="360"/>
+      </w:pPr>
+      <w:rPr>
+        <w:rFonts w:ascii="Wingdings" w:hAnsi="Wingdings" w:hint="default"/>
+        <w:sz w:val="20"/>
+      </w:rPr>
+    </w:lvl>
+    <w:lvl w:ilvl="3" w:tentative="1">
+      <w:start w:val="1"/>
+      <w:numFmt w:val="bullet"/>
+      <w:lvlText w:val=""/>
+      <w:lvlJc w:val="left"/>
+      <w:pPr>
+        <w:tabs>
+          <w:tab w:val="num" w:pos="2880"/>
+        </w:tabs>
+        <w:ind w:left="2880" w:hanging="360"/>
+      </w:pPr>
+      <w:rPr>
+        <w:rFonts w:ascii="Wingdings" w:hAnsi="Wingdings" w:hint="default"/>
+        <w:sz w:val="20"/>
+      </w:rPr>
+    </w:lvl>
+    <w:lvl w:ilvl="4" w:tentative="1">
+      <w:start w:val="1"/>
+      <w:numFmt w:val="bullet"/>
+      <w:lvlText w:val=""/>
+      <w:lvlJc w:val="left"/>
+      <w:pPr>
+        <w:tabs>
+          <w:tab w:val="num" w:pos="3600"/>
+        </w:tabs>
+        <w:ind w:left="3600" w:hanging="360"/>
+      </w:pPr>
+      <w:rPr>
+        <w:rFonts w:ascii="Wingdings" w:hAnsi="Wingdings" w:hint="default"/>
+        <w:sz w:val="20"/>
+      </w:rPr>
+    </w:lvl>
+    <w:lvl w:ilvl="5" w:tentative="1">
+      <w:start w:val="1"/>
+      <w:numFmt w:val="bullet"/>
+      <w:lvlText w:val=""/>
+      <w:lvlJc w:val="left"/>
+      <w:pPr>
+        <w:tabs>
+          <w:tab w:val="num" w:pos="4320"/>
+        </w:tabs>
+        <w:ind w:left="4320" w:hanging="360"/>
+      </w:pPr>
+      <w:rPr>
+        <w:rFonts w:ascii="Wingdings" w:hAnsi="Wingdings" w:hint="default"/>
+        <w:sz w:val="20"/>
+      </w:rPr>
+    </w:lvl>
+    <w:lvl w:ilvl="6" w:tentative="1">
+      <w:start w:val="1"/>
+      <w:numFmt w:val="bullet"/>
+      <w:lvlText w:val=""/>
+      <w:lvlJc w:val="left"/>
+      <w:pPr>
+        <w:tabs>
+          <w:tab w:val="num" w:pos="5040"/>
+        </w:tabs>
+        <w:ind w:left="5040" w:hanging="360"/>
+      </w:pPr>
+      <w:rPr>
+        <w:rFonts w:ascii="Wingdings" w:hAnsi="Wingdings" w:hint="default"/>
+        <w:sz w:val="20"/>
+      </w:rPr>
+    </w:lvl>
+    <w:lvl w:ilvl="7" w:tentative="1">
+      <w:start w:val="1"/>
+      <w:numFmt w:val="bullet"/>
+      <w:lvlText w:val=""/>
+      <w:lvlJc w:val="left"/>
+      <w:pPr>
+        <w:tabs>
+          <w:tab w:val="num" w:pos="5760"/>
+        </w:tabs>
+        <w:ind w:left="5760" w:hanging="360"/>
+      </w:pPr>
+      <w:rPr>
+        <w:rFonts w:ascii="Wingdings" w:hAnsi="Wingdings" w:hint="default"/>
+        <w:sz w:val="20"/>
+      </w:rPr>
+    </w:lvl>
+    <w:lvl w:ilvl="8" w:tentative="1">
+      <w:start w:val="1"/>
+      <w:numFmt w:val="bullet"/>
+      <w:lvlText w:val=""/>
+      <w:lvlJc w:val="left"/>
+      <w:pPr>
+        <w:tabs>
+          <w:tab w:val="num" w:pos="6480"/>
+        </w:tabs>
+        <w:ind w:left="6480" w:hanging="360"/>
+      </w:pPr>
+      <w:rPr>
+        <w:rFonts w:ascii="Wingdings" w:hAnsi="Wingdings" w:hint="default"/>
+        <w:sz w:val="20"/>
+      </w:rPr>
+    </w:lvl>
+  </w:abstractNum>
+  <w:abstractNum w:abstractNumId="2" w15:restartNumberingAfterBreak="0">
+    <w:nsid w:val="34142BEC"/>
+    <w:multiLevelType w:val="multilevel"/>
+    <w:tmpl w:val="83524F28"/>
+    <w:lvl w:ilvl="0">
+      <w:start w:val="1"/>
+      <w:numFmt w:val="bullet"/>
+      <w:lvlText w:val=""/>
+      <w:lvlJc w:val="left"/>
+      <w:pPr>
+        <w:tabs>
+          <w:tab w:val="num" w:pos="720"/>
+        </w:tabs>
+        <w:ind w:left="720" w:hanging="360"/>
+      </w:pPr>
+      <w:rPr>
+        <w:rFonts w:ascii="Symbol" w:hAnsi="Symbol" w:hint="default"/>
+        <w:sz w:val="20"/>
+      </w:rPr>
+    </w:lvl>
+    <w:lvl w:ilvl="1" w:tentative="1">
+      <w:start w:val="1"/>
+      <w:numFmt w:val="bullet"/>
+      <w:lvlText w:val="o"/>
+      <w:lvlJc w:val="left"/>
+      <w:pPr>
+        <w:tabs>
+          <w:tab w:val="num" w:pos="1440"/>
+        </w:tabs>
+        <w:ind w:left="1440" w:hanging="360"/>
+      </w:pPr>
+      <w:rPr>
+        <w:rFonts w:ascii="Courier New" w:hAnsi="Courier New" w:hint="default"/>
+        <w:sz w:val="20"/>
+      </w:rPr>
+    </w:lvl>
+    <w:lvl w:ilvl="2" w:tentative="1">
+      <w:start w:val="1"/>
+      <w:numFmt w:val="bullet"/>
+      <w:lvlText w:val=""/>
+      <w:lvlJc w:val="left"/>
+      <w:pPr>
+        <w:tabs>
+          <w:tab w:val="num" w:pos="2160"/>
+        </w:tabs>
+        <w:ind w:left="2160" w:hanging="360"/>
+      </w:pPr>
+      <w:rPr>
+        <w:rFonts w:ascii="Wingdings" w:hAnsi="Wingdings" w:hint="default"/>
+        <w:sz w:val="20"/>
+      </w:rPr>
+    </w:lvl>
+    <w:lvl w:ilvl="3" w:tentative="1">
+      <w:start w:val="1"/>
+      <w:numFmt w:val="bullet"/>
+      <w:lvlText w:val=""/>
+      <w:lvlJc w:val="left"/>
+      <w:pPr>
+        <w:tabs>
+          <w:tab w:val="num" w:pos="2880"/>
+        </w:tabs>
+        <w:ind w:left="2880" w:hanging="360"/>
+      </w:pPr>
+      <w:rPr>
+        <w:rFonts w:ascii="Wingdings" w:hAnsi="Wingdings" w:hint="default"/>
+        <w:sz w:val="20"/>
+      </w:rPr>
+    </w:lvl>
+    <w:lvl w:ilvl="4" w:tentative="1">
+      <w:start w:val="1"/>
+      <w:numFmt w:val="bullet"/>
+      <w:lvlText w:val=""/>
+      <w:lvlJc w:val="left"/>
+      <w:pPr>
+        <w:tabs>
+          <w:tab w:val="num" w:pos="3600"/>
+        </w:tabs>
+        <w:ind w:left="3600" w:hanging="360"/>
+      </w:pPr>
+      <w:rPr>
+        <w:rFonts w:ascii="Wingdings" w:hAnsi="Wingdings" w:hint="default"/>
+        <w:sz w:val="20"/>
+      </w:rPr>
+    </w:lvl>
+    <w:lvl w:ilvl="5" w:tentative="1">
+      <w:start w:val="1"/>
+      <w:numFmt w:val="bullet"/>
+      <w:lvlText w:val=""/>
+      <w:lvlJc w:val="left"/>
+      <w:pPr>
+        <w:tabs>
+          <w:tab w:val="num" w:pos="4320"/>
+        </w:tabs>
+        <w:ind w:left="4320" w:hanging="360"/>
+      </w:pPr>
+      <w:rPr>
+        <w:rFonts w:ascii="Wingdings" w:hAnsi="Wingdings" w:hint="default"/>
+        <w:sz w:val="20"/>
+      </w:rPr>
+    </w:lvl>
+    <w:lvl w:ilvl="6" w:tentative="1">
+      <w:start w:val="1"/>
+      <w:numFmt w:val="bullet"/>
+      <w:lvlText w:val=""/>
+      <w:lvlJc w:val="left"/>
+      <w:pPr>
+        <w:tabs>
+          <w:tab w:val="num" w:pos="5040"/>
+        </w:tabs>
+        <w:ind w:left="5040" w:hanging="360"/>
+      </w:pPr>
+      <w:rPr>
+        <w:rFonts w:ascii="Wingdings" w:hAnsi="Wingdings" w:hint="default"/>
+        <w:sz w:val="20"/>
+      </w:rPr>
+    </w:lvl>
+    <w:lvl w:ilvl="7" w:tentative="1">
+      <w:start w:val="1"/>
+      <w:numFmt w:val="bullet"/>
+      <w:lvlText w:val=""/>
+      <w:lvlJc w:val="left"/>
+      <w:pPr>
+        <w:tabs>
+          <w:tab w:val="num" w:pos="5760"/>
+        </w:tabs>
+        <w:ind w:left="5760" w:hanging="360"/>
+      </w:pPr>
+      <w:rPr>
+        <w:rFonts w:ascii="Wingdings" w:hAnsi="Wingdings" w:hint="default"/>
+        <w:sz w:val="20"/>
+      </w:rPr>
+    </w:lvl>
+    <w:lvl w:ilvl="8" w:tentative="1">
+      <w:start w:val="1"/>
+      <w:numFmt w:val="bullet"/>
+      <w:lvlText w:val=""/>
+      <w:lvlJc w:val="left"/>
+      <w:pPr>
+        <w:tabs>
+          <w:tab w:val="num" w:pos="6480"/>
+        </w:tabs>
+        <w:ind w:left="6480" w:hanging="360"/>
+      </w:pPr>
+      <w:rPr>
+        <w:rFonts w:ascii="Wingdings" w:hAnsi="Wingdings" w:hint="default"/>
+        <w:sz w:val="20"/>
+      </w:rPr>
+    </w:lvl>
+  </w:abstractNum>
+  <w:num w:numId="1" w16cid:durableId="633676975">
+    <w:abstractNumId w:val="2"/>
+  </w:num>
+  <w:num w:numId="2" w16cid:durableId="1507594715">
+    <w:abstractNumId w:val="1"/>
+  </w:num>
+  <w:num w:numId="3" w16cid:durableId="54281543">
+    <w:abstractNumId w:val="0"/>
+  </w:num>
+</w:numbering>
 </file>
 
 <file path=word/styles.xml><?xml version="1.0" encoding="utf-8"?>
@@ -1082,7 +1746,6 @@
   <w:style w:type="character" w:default="1" w:styleId="DefaultParagraphFont">
     <w:name w:val="Default Paragraph Font"/>
     <w:uiPriority w:val="1"/>
-    <w:semiHidden/>
     <w:unhideWhenUsed/>
   </w:style>
   <w:style w:type="table" w:default="1" w:styleId="TableNormal">

--- a/Final_Checkpoint1.docx
+++ b/Final_Checkpoint1.docx
@@ -671,6 +671,189 @@
           <w:noProof/>
         </w:rPr>
       </w:pPr>
+    </w:p>
+    <w:p>
+      <w:pPr>
+        <w:jc w:val="center"/>
+        <w:rPr>
+          <w:b/>
+          <w:bCs/>
+          <w:noProof/>
+          <w:u w:val="single"/>
+        </w:rPr>
+      </w:pPr>
+      <w:r>
+        <w:rPr>
+          <w:b/>
+          <w:bCs/>
+          <w:noProof/>
+          <w:u w:val="single"/>
+        </w:rPr>
+        <w:t>Bank Transactions – Owen:</w:t>
+      </w:r>
+    </w:p>
+    <w:p>
+      <w:pPr>
+        <w:jc w:val="center"/>
+        <w:rPr>
+          <w:noProof/>
+        </w:rPr>
+      </w:pPr>
+      <w:r>
+        <w:rPr>
+          <w:noProof/>
+        </w:rPr>
+        <w:drawing>
+          <wp:inline distT="0" distB="0" distL="0" distR="0" wp14:anchorId="7BA39EE5" wp14:editId="227AB18D">
+            <wp:extent cx="5943600" cy="2593975"/>
+            <wp:effectExtent l="0" t="0" r="0" b="0"/>
+            <wp:docPr id="1385531156" name="Picture 1"/>
+            <wp:cNvGraphicFramePr>
+              <a:graphicFrameLocks xmlns:a="http://schemas.openxmlformats.org/drawingml/2006/main" noChangeAspect="1"/>
+            </wp:cNvGraphicFramePr>
+            <a:graphic xmlns:a="http://schemas.openxmlformats.org/drawingml/2006/main">
+              <a:graphicData uri="http://schemas.openxmlformats.org/drawingml/2006/picture">
+                <pic:pic xmlns:pic="http://schemas.openxmlformats.org/drawingml/2006/picture">
+                  <pic:nvPicPr>
+                    <pic:cNvPr id="1385531156" name="Picture 1385531156"/>
+                    <pic:cNvPicPr/>
+                  </pic:nvPicPr>
+                  <pic:blipFill>
+                    <a:blip r:embed="rId8">
+                      <a:extLst>
+                        <a:ext uri="{28A0092B-C50C-407E-A947-70E740481C1C}">
+                          <a14:useLocalDpi xmlns:a14="http://schemas.microsoft.com/office/drawing/2010/main" val="0"/>
+                        </a:ext>
+                      </a:extLst>
+                    </a:blip>
+                    <a:stretch>
+                      <a:fillRect/>
+                    </a:stretch>
+                  </pic:blipFill>
+                  <pic:spPr>
+                    <a:xfrm>
+                      <a:off x="0" y="0"/>
+                      <a:ext cx="5943600" cy="2593975"/>
+                    </a:xfrm>
+                    <a:prstGeom prst="rect">
+                      <a:avLst/>
+                    </a:prstGeom>
+                  </pic:spPr>
+                </pic:pic>
+              </a:graphicData>
+            </a:graphic>
+          </wp:inline>
+        </w:drawing>
+      </w:r>
+    </w:p>
+    <w:p>
+      <w:pPr>
+        <w:jc w:val="center"/>
+        <w:rPr>
+          <w:noProof/>
+        </w:rPr>
+      </w:pPr>
+      <w:r>
+        <w:rPr>
+          <w:noProof/>
+        </w:rPr>
+        <w:lastRenderedPageBreak/>
+        <w:drawing>
+          <wp:inline distT="0" distB="0" distL="0" distR="0" wp14:anchorId="6C9BFC76" wp14:editId="70E38F53">
+            <wp:extent cx="5943600" cy="2766060"/>
+            <wp:effectExtent l="0" t="0" r="0" b="0"/>
+            <wp:docPr id="1975047178" name="Picture 2"/>
+            <wp:cNvGraphicFramePr>
+              <a:graphicFrameLocks xmlns:a="http://schemas.openxmlformats.org/drawingml/2006/main" noChangeAspect="1"/>
+            </wp:cNvGraphicFramePr>
+            <a:graphic xmlns:a="http://schemas.openxmlformats.org/drawingml/2006/main">
+              <a:graphicData uri="http://schemas.openxmlformats.org/drawingml/2006/picture">
+                <pic:pic xmlns:pic="http://schemas.openxmlformats.org/drawingml/2006/picture">
+                  <pic:nvPicPr>
+                    <pic:cNvPr id="1975047178" name="Picture 1975047178"/>
+                    <pic:cNvPicPr/>
+                  </pic:nvPicPr>
+                  <pic:blipFill>
+                    <a:blip r:embed="rId9">
+                      <a:extLst>
+                        <a:ext uri="{28A0092B-C50C-407E-A947-70E740481C1C}">
+                          <a14:useLocalDpi xmlns:a14="http://schemas.microsoft.com/office/drawing/2010/main" val="0"/>
+                        </a:ext>
+                      </a:extLst>
+                    </a:blip>
+                    <a:stretch>
+                      <a:fillRect/>
+                    </a:stretch>
+                  </pic:blipFill>
+                  <pic:spPr>
+                    <a:xfrm>
+                      <a:off x="0" y="0"/>
+                      <a:ext cx="5943600" cy="2766060"/>
+                    </a:xfrm>
+                    <a:prstGeom prst="rect">
+                      <a:avLst/>
+                    </a:prstGeom>
+                  </pic:spPr>
+                </pic:pic>
+              </a:graphicData>
+            </a:graphic>
+          </wp:inline>
+        </w:drawing>
+      </w:r>
+    </w:p>
+    <w:p>
+      <w:pPr>
+        <w:jc w:val="center"/>
+        <w:rPr>
+          <w:noProof/>
+        </w:rPr>
+      </w:pPr>
+      <w:r>
+        <w:rPr>
+          <w:noProof/>
+        </w:rPr>
+        <w:drawing>
+          <wp:inline distT="0" distB="0" distL="0" distR="0" wp14:anchorId="60D1DAD1" wp14:editId="0AD71A59">
+            <wp:extent cx="5943600" cy="3121025"/>
+            <wp:effectExtent l="0" t="0" r="0" b="3175"/>
+            <wp:docPr id="773972625" name="Picture 3"/>
+            <wp:cNvGraphicFramePr>
+              <a:graphicFrameLocks xmlns:a="http://schemas.openxmlformats.org/drawingml/2006/main" noChangeAspect="1"/>
+            </wp:cNvGraphicFramePr>
+            <a:graphic xmlns:a="http://schemas.openxmlformats.org/drawingml/2006/main">
+              <a:graphicData uri="http://schemas.openxmlformats.org/drawingml/2006/picture">
+                <pic:pic xmlns:pic="http://schemas.openxmlformats.org/drawingml/2006/picture">
+                  <pic:nvPicPr>
+                    <pic:cNvPr id="773972625" name="Picture 773972625"/>
+                    <pic:cNvPicPr/>
+                  </pic:nvPicPr>
+                  <pic:blipFill>
+                    <a:blip r:embed="rId10">
+                      <a:extLst>
+                        <a:ext uri="{28A0092B-C50C-407E-A947-70E740481C1C}">
+                          <a14:useLocalDpi xmlns:a14="http://schemas.microsoft.com/office/drawing/2010/main" val="0"/>
+                        </a:ext>
+                      </a:extLst>
+                    </a:blip>
+                    <a:stretch>
+                      <a:fillRect/>
+                    </a:stretch>
+                  </pic:blipFill>
+                  <pic:spPr>
+                    <a:xfrm>
+                      <a:off x="0" y="0"/>
+                      <a:ext cx="5943600" cy="3121025"/>
+                    </a:xfrm>
+                    <a:prstGeom prst="rect">
+                      <a:avLst/>
+                    </a:prstGeom>
+                  </pic:spPr>
+                </pic:pic>
+              </a:graphicData>
+            </a:graphic>
+          </wp:inline>
+        </w:drawing>
+      </w:r>
     </w:p>
     <w:sectPr>
       <w:pgSz w:w="12240" w:h="15840"/>
@@ -1746,6 +1929,7 @@
   <w:style w:type="character" w:default="1" w:styleId="DefaultParagraphFont">
     <w:name w:val="Default Paragraph Font"/>
     <w:uiPriority w:val="1"/>
+    <w:semiHidden/>
     <w:unhideWhenUsed/>
   </w:style>
   <w:style w:type="table" w:default="1" w:styleId="TableNormal">
